--- a/contoh/hasil/skripsi.docx
+++ b/contoh/hasil/skripsi.docx
@@ -237,9 +237,9 @@
         <w:tblLook w:firstRow="0" w:lastRow="0" w:firstColumn="0" w:lastColumn="0" w:noHBand="0" w:noVBand="0" w:val="0000"/>
       </w:tblPr>
       <w:tblGrid>
-        <w:gridCol w:w="1267"/>
+        <w:gridCol w:w="1742"/>
         <w:gridCol w:w="316"/>
-        <w:gridCol w:w="5860"/>
+        <w:gridCol w:w="5385"/>
       </w:tblGrid>
       <w:tr>
         <w:trPr>
@@ -338,24 +338,18 @@
           <w:p>
             <w:pPr>
               <w:pStyle w:val="Compact"/>
-              <w:keepNext/>
-              <w:jc w:val="left"/>
-            </w:pPr>
-            <w:r>
-              <w:rPr>
-                <w:i/>
-                <w:iCs/>
-              </w:rPr>
-              <w:t xml:space="preserve">Contact</w:t>
-            </w:r>
-          </w:p>
-        </w:tc>
-        <w:tc>
-          <w:tcPr/>
-          <w:p>
-            <w:pPr>
-              <w:pStyle w:val="Compact"/>
-              <w:keepNext/>
+              <w:jc w:val="left"/>
+            </w:pPr>
+            <w:r>
+              <w:t xml:space="preserve">Program Studi</w:t>
+            </w:r>
+          </w:p>
+        </w:tc>
+        <w:tc>
+          <w:tcPr/>
+          <w:p>
+            <w:pPr>
+              <w:pStyle w:val="Compact"/>
               <w:jc w:val="left"/>
             </w:pPr>
             <w:r>
@@ -368,80 +362,10 @@
           <w:p>
             <w:pPr>
               <w:pStyle w:val="Compact"/>
-              <w:keepNext/>
-              <w:jc w:val="left"/>
-            </w:pPr>
-            <w:r>
-              <w:t xml:space="preserve">Jl. Contoh No. 1, Baubau</w:t>
-            </w:r>
-          </w:p>
-        </w:tc>
-      </w:tr>
-      <w:tr>
-        <w:trPr>
-          <w:cantSplit/>
-        </w:trPr>
-        <w:tc>
-          <w:tcPr/>
-          <w:p>
-            <w:pPr>
-              <w:pStyle w:val="Compact"/>
-              <w:keepNext/>
-            </w:pPr>
-          </w:p>
-        </w:tc>
-        <w:tc>
-          <w:tcPr/>
-          <w:p>
-            <w:pPr>
-              <w:pStyle w:val="Compact"/>
-              <w:keepNext/>
-            </w:pPr>
-          </w:p>
-        </w:tc>
-        <w:tc>
-          <w:tcPr/>
-          <w:p>
-            <w:pPr>
-              <w:pStyle w:val="Compact"/>
-              <w:keepNext/>
-              <w:jc w:val="left"/>
-            </w:pPr>
-            <w:r>
-              <w:t xml:space="preserve">0812-0000-0000; contoh@example.ac.id</w:t>
-            </w:r>
-          </w:p>
-        </w:tc>
-      </w:tr>
-      <w:tr>
-        <w:trPr>
-          <w:cantSplit/>
-        </w:trPr>
-        <w:tc>
-          <w:tcPr/>
-          <w:p>
-            <w:pPr>
-              <w:pStyle w:val="Compact"/>
-            </w:pPr>
-          </w:p>
-        </w:tc>
-        <w:tc>
-          <w:tcPr/>
-          <w:p>
-            <w:pPr>
-              <w:pStyle w:val="Compact"/>
-            </w:pPr>
-          </w:p>
-        </w:tc>
-        <w:tc>
-          <w:tcPr/>
-          <w:p>
-            <w:pPr>
-              <w:pStyle w:val="Compact"/>
-              <w:jc w:val="left"/>
-            </w:pPr>
-            <w:r>
-              <w:t xml:space="preserve">(alamat, telepon, email untuk kemudahan menghubungi; dan jika ada perubahan data harap segera menghubungi Program Studi)</w:t>
+              <w:jc w:val="left"/>
+            </w:pPr>
+            <w:r>
+              <w:t xml:space="preserve">Rekayasa Sistem Komputer</w:t>
             </w:r>
           </w:p>
         </w:tc>
@@ -554,6 +478,24 @@
               <w:br/>
             </w:r>
             <w:r>
+              <w:t xml:space="preserve"> </w:t>
+            </w:r>
+            <w:r>
+              <w:br/>
+            </w:r>
+            <w:r>
+              <w:t xml:space="preserve"> </w:t>
+            </w:r>
+            <w:r>
+              <w:br/>
+            </w:r>
+            <w:r>
+              <w:t xml:space="preserve"> </w:t>
+            </w:r>
+            <w:r>
+              <w:br/>
+            </w:r>
+            <w:r>
               <w:rPr>
                 <w:sz w:val="21"/>
                 <w:szCs w:val="21"/>
@@ -628,6 +570,24 @@
               <w:br/>
             </w:r>
             <w:r>
+              <w:t xml:space="preserve"> </w:t>
+            </w:r>
+            <w:r>
+              <w:br/>
+            </w:r>
+            <w:r>
+              <w:t xml:space="preserve"> </w:t>
+            </w:r>
+            <w:r>
+              <w:br/>
+            </w:r>
+            <w:r>
+              <w:t xml:space="preserve"> </w:t>
+            </w:r>
+            <w:r>
+              <w:br/>
+            </w:r>
+            <w:r>
               <w:rPr>
                 <w:sz w:val="24"/>
                 <w:szCs w:val="24"/>
@@ -651,24 +611,21 @@
       </w:pPr>
     </w:p>
     <w:p>
+      <w:r>
+        <w:br w:type="page"/>
+      </w:r>
+    </w:p>
+    <w:p>
       <w:pPr>
         <w:pStyle w:val="Tengah"/>
-        <w:sectPr>
-          <w:type w:val="nextPage"/>
-          <w:pgSz w:w="11906" w:h="16838"/>
-          <w:pgMar w:top="2268" w:right="1701" w:bottom="1701" w:left="2268" w:header="851" w:footer="709" w:gutter="0"/>
-        </w:sectPr>
-      </w:pPr>
-    </w:p>
-    <w:p>
-      <w:pPr>
-        <w:pStyle w:val="Heading1"/>
-      </w:pPr>
-      <w:bookmarkStart w:id="12" w:name="_83e8a7eaa08cc9cd46b7d722b4264d62fc3c464"/>
-      <w:r>
+      </w:pPr>
+      <w:r>
+        <w:rPr>
+          <w:b/>
+          <w:bCs/>
+        </w:rPr>
         <w:t xml:space="preserve">HALAMAN PENGESAHAN</w:t>
       </w:r>
-      <w:bookmarkEnd w:id="12"/>
     </w:p>
     <w:p>
       <w:pPr>
@@ -1142,14 +1099,21 @@
       </w:pPr>
     </w:p>
     <w:p>
-      <w:pPr>
-        <w:pStyle w:val="Heading1"/>
-      </w:pPr>
-      <w:bookmarkStart w:id="13" w:name="_59227ce90f7f4b8f8169406747781e8a047cfec"/>
-      <w:r>
+      <w:r>
+        <w:br w:type="page"/>
+      </w:r>
+    </w:p>
+    <w:p>
+      <w:pPr>
+        <w:pStyle w:val="Tengah"/>
+      </w:pPr>
+      <w:r>
+        <w:rPr>
+          <w:b/>
+          <w:bCs/>
+        </w:rPr>
         <w:t xml:space="preserve">PERNYATAAN KEASLIAN</w:t>
       </w:r>
-      <w:bookmarkEnd w:id="13"/>
     </w:p>
     <w:p>
       <w:pPr>
@@ -1361,13 +1325,23 @@
     </w:p>
     <w:p>
       <w:pPr>
+        <w:pStyle w:val="Tengah"/>
+        <w:sectPr>
+          <w:type w:val="nextPage"/>
+          <w:pgSz w:w="11906" w:h="16838"/>
+          <w:pgMar w:top="2268" w:right="1701" w:bottom="1701" w:left="2268" w:header="851" w:footer="709" w:gutter="0"/>
+        </w:sectPr>
+      </w:pPr>
+    </w:p>
+    <w:p>
+      <w:pPr>
         <w:pStyle w:val="Heading1"/>
       </w:pPr>
-      <w:bookmarkStart w:id="14" w:name="_abstrak"/>
+      <w:bookmarkStart w:id="12" w:name="_abstrak"/>
       <w:r>
         <w:t xml:space="preserve">ABSTRAK</w:t>
       </w:r>
-      <w:bookmarkEnd w:id="14"/>
+      <w:bookmarkEnd w:id="12"/>
     </w:p>
     <w:p>
       <w:pPr>
@@ -1404,11 +1378,11 @@
       <w:pPr>
         <w:pStyle w:val="Heading1"/>
       </w:pPr>
-      <w:bookmarkStart w:id="15" w:name="_abstract"/>
+      <w:bookmarkStart w:id="13" w:name="_abstract"/>
       <w:r>
         <w:t xml:space="preserve">ABSTRACT</w:t>
       </w:r>
-      <w:bookmarkEnd w:id="15"/>
+      <w:bookmarkEnd w:id="13"/>
     </w:p>
     <w:p>
       <w:pPr>
@@ -1445,11 +1419,11 @@
       <w:pPr>
         <w:pStyle w:val="Heading1"/>
       </w:pPr>
-      <w:bookmarkStart w:id="16" w:name="_52c9a6efa321dba0f7b1a1b812f4ffa16d01466"/>
+      <w:bookmarkStart w:id="14" w:name="_52c9a6efa321dba0f7b1a1b812f4ffa16d01466"/>
       <w:r>
         <w:t xml:space="preserve">KATA PENGANTAR</w:t>
       </w:r>
-      <w:bookmarkEnd w:id="16"/>
+      <w:bookmarkEnd w:id="14"/>
     </w:p>
     <w:p>
       <w:pPr>
@@ -1579,7 +1553,7 @@
         <w:fldChar w:fldCharType="begin" w:dirty="true"/>
       </w:r>
       <w:r>
-        <w:instrText xml:space="preserve"> TOC \h \z \t "Table Caption,1" </w:instrText>
+        <w:instrText xml:space="preserve"> TOC \h \z \t "Table Caption,2" </w:instrText>
       </w:r>
       <w:r>
         <w:fldChar w:fldCharType="separate"/>
@@ -1607,7 +1581,35 @@
         <w:fldChar w:fldCharType="begin" w:dirty="true"/>
       </w:r>
       <w:r>
-        <w:instrText xml:space="preserve"> TOC \h \z \t "Image Caption,1" </w:instrText>
+        <w:instrText xml:space="preserve"> TOC \h \z \t "Image Caption,2" </w:instrText>
+      </w:r>
+      <w:r>
+        <w:fldChar w:fldCharType="separate"/>
+      </w:r>
+      <w:r>
+        <w:t>Klik kanan di sini, lalu pilih “Update Field” untuk memuat daftar.</w:t>
+      </w:r>
+      <w:r>
+        <w:fldChar w:fldCharType="end"/>
+      </w:r>
+    </w:p>
+    <w:p>
+      <w:pPr>
+        <w:pStyle w:val="Heading1"/>
+      </w:pPr>
+      <w:r>
+        <w:t xml:space="preserve">DAFTAR LAMPIRAN</w:t>
+      </w:r>
+    </w:p>
+    <w:p>
+      <w:pPr>
+        <w:pStyle w:val="TOCNote"/>
+      </w:pPr>
+      <w:r>
+        <w:fldChar w:fldCharType="begin" w:dirty="true"/>
+      </w:r>
+      <w:r>
+        <w:instrText xml:space="preserve"> TOC \o "1-1" \b DAFTAR_LAMPIRAN \h \z </w:instrText>
       </w:r>
       <w:r>
         <w:fldChar w:fldCharType="separate"/>
@@ -1635,7 +1637,7 @@
       <w:pPr>
         <w:pStyle w:val="Heading1"/>
       </w:pPr>
-      <w:bookmarkStart w:id="17" w:name="_pendahuluan"/>
+      <w:bookmarkStart w:id="15" w:name="_pendahuluan"/>
       <w:r>
         <w:t xml:space="preserve">BAB I</w:t>
       </w:r>
@@ -1645,13 +1647,13 @@
       <w:r>
         <w:t xml:space="preserve">PENDAHULUAN</w:t>
       </w:r>
-      <w:bookmarkEnd w:id="17"/>
+      <w:bookmarkEnd w:id="15"/>
     </w:p>
     <w:p>
       <w:pPr>
         <w:pStyle w:val="Heading2"/>
       </w:pPr>
-      <w:bookmarkStart w:id="18" w:name="_8a6d664ecdef588b90aa089e0bcc7be31acc946"/>
+      <w:bookmarkStart w:id="16" w:name="_8a6d664ecdef588b90aa089e0bcc7be31acc946"/>
       <w:r>
         <w:t xml:space="preserve">1.1</w:t>
       </w:r>
@@ -1661,7 +1663,7 @@
       <w:r>
         <w:t xml:space="preserve">Latar Belakang</w:t>
       </w:r>
-      <w:bookmarkEnd w:id="18"/>
+      <w:bookmarkEnd w:id="16"/>
     </w:p>
     <w:p>
       <w:pPr>
@@ -1811,7 +1813,7 @@
       <w:pPr>
         <w:pStyle w:val="Heading2"/>
       </w:pPr>
-      <w:bookmarkStart w:id="19" w:name="_5f1d6eb28e94f5b71f6c8d2af2f1be2afae9f01"/>
+      <w:bookmarkStart w:id="17" w:name="_5f1d6eb28e94f5b71f6c8d2af2f1be2afae9f01"/>
       <w:r>
         <w:t xml:space="preserve">1.2</w:t>
       </w:r>
@@ -1821,7 +1823,7 @@
       <w:r>
         <w:t xml:space="preserve">Rumusan Masalah</w:t>
       </w:r>
-      <w:bookmarkEnd w:id="19"/>
+      <w:bookmarkEnd w:id="17"/>
     </w:p>
     <w:p>
       <w:pPr>
@@ -1926,7 +1928,7 @@
       <w:pPr>
         <w:pStyle w:val="Heading2"/>
       </w:pPr>
-      <w:bookmarkStart w:id="20" w:name="_2cd6ef3300f310174865dee0225b1e5870e4437"/>
+      <w:bookmarkStart w:id="18" w:name="_2cd6ef3300f310174865dee0225b1e5870e4437"/>
       <w:r>
         <w:t xml:space="preserve">1.3</w:t>
       </w:r>
@@ -1936,7 +1938,7 @@
       <w:r>
         <w:t xml:space="preserve">Tujuan Penelitian</w:t>
       </w:r>
-      <w:bookmarkEnd w:id="20"/>
+      <w:bookmarkEnd w:id="18"/>
     </w:p>
     <w:p>
       <w:pPr>
@@ -2047,7 +2049,7 @@
       <w:pPr>
         <w:pStyle w:val="Heading2"/>
       </w:pPr>
-      <w:bookmarkStart w:id="21" w:name="_783390ece8679930153259ac36427cbf626257d"/>
+      <w:bookmarkStart w:id="19" w:name="_783390ece8679930153259ac36427cbf626257d"/>
       <w:r>
         <w:t xml:space="preserve">1.4</w:t>
       </w:r>
@@ -2057,7 +2059,7 @@
       <w:r>
         <w:t xml:space="preserve">Manfaat Penelitian</w:t>
       </w:r>
-      <w:bookmarkEnd w:id="21"/>
+      <w:bookmarkEnd w:id="19"/>
     </w:p>
     <w:p>
       <w:pPr>
@@ -2071,7 +2073,7 @@
       <w:pPr>
         <w:pStyle w:val="Heading2"/>
       </w:pPr>
-      <w:bookmarkStart w:id="22" w:name="_0e403d0e66cc055aed9dcee8311f35277fb214d"/>
+      <w:bookmarkStart w:id="20" w:name="_0e403d0e66cc055aed9dcee8311f35277fb214d"/>
       <w:r>
         <w:t xml:space="preserve">1.5</w:t>
       </w:r>
@@ -2081,7 +2083,7 @@
       <w:r>
         <w:t xml:space="preserve">Batasan Masalah</w:t>
       </w:r>
-      <w:bookmarkEnd w:id="22"/>
+      <w:bookmarkEnd w:id="20"/>
     </w:p>
     <w:p>
       <w:pPr>
@@ -2175,7 +2177,7 @@
       <w:pPr>
         <w:pStyle w:val="Heading2"/>
       </w:pPr>
-      <w:bookmarkStart w:id="23" w:name="_22ed1c23bb2225e3184053c7303299c0ab0ed1f"/>
+      <w:bookmarkStart w:id="21" w:name="_22ed1c23bb2225e3184053c7303299c0ab0ed1f"/>
       <w:r>
         <w:t xml:space="preserve">1.6</w:t>
       </w:r>
@@ -2185,7 +2187,7 @@
       <w:r>
         <w:t xml:space="preserve">Sistematika Penulisan</w:t>
       </w:r>
-      <w:bookmarkEnd w:id="23"/>
+      <w:bookmarkEnd w:id="21"/>
     </w:p>
     <w:p>
       <w:pPr>
@@ -2222,7 +2224,7 @@
       <w:pPr>
         <w:pStyle w:val="Heading1"/>
       </w:pPr>
-      <w:bookmarkStart w:id="24" w:name="_c884bc47949267bb06260f4f6529a59278b38d7"/>
+      <w:bookmarkStart w:id="22" w:name="_c884bc47949267bb06260f4f6529a59278b38d7"/>
       <w:r>
         <w:t xml:space="preserve">BAB II</w:t>
       </w:r>
@@ -2232,13 +2234,13 @@
       <w:r>
         <w:t xml:space="preserve">TINJAUAN PUSTAKA</w:t>
       </w:r>
-      <w:bookmarkEnd w:id="24"/>
+      <w:bookmarkEnd w:id="22"/>
     </w:p>
     <w:p>
       <w:pPr>
         <w:pStyle w:val="Heading2"/>
       </w:pPr>
-      <w:bookmarkStart w:id="25" w:name="_b4b00d341e684d892296b5a02ece7bd3a4bf864"/>
+      <w:bookmarkStart w:id="23" w:name="_b4b00d341e684d892296b5a02ece7bd3a4bf864"/>
       <w:r>
         <w:t xml:space="preserve">2.1</w:t>
       </w:r>
@@ -2248,7 +2250,7 @@
       <w:r>
         <w:t xml:space="preserve">Penelitian Terdahulu</w:t>
       </w:r>
-      <w:bookmarkEnd w:id="25"/>
+      <w:bookmarkEnd w:id="23"/>
     </w:p>
     <w:p>
       <w:pPr>
@@ -2560,7 +2562,7 @@
       <w:pPr>
         <w:pStyle w:val="Heading2"/>
       </w:pPr>
-      <w:bookmarkStart w:id="26" w:name="_cade39faae8df905e17757e38d2c522d27b8ed6"/>
+      <w:bookmarkStart w:id="24" w:name="_cade39faae8df905e17757e38d2c522d27b8ed6"/>
       <w:r>
         <w:t xml:space="preserve">2.2</w:t>
       </w:r>
@@ -2570,13 +2572,13 @@
       <w:r>
         <w:t xml:space="preserve">Landasan Teori</w:t>
       </w:r>
-      <w:bookmarkEnd w:id="26"/>
+      <w:bookmarkEnd w:id="24"/>
     </w:p>
     <w:p>
       <w:pPr>
         <w:pStyle w:val="Heading3"/>
       </w:pPr>
-      <w:bookmarkStart w:id="27" w:name="_ded44e0d7854630fa6c88bdd3c1b236cd4f53ae"/>
+      <w:bookmarkStart w:id="25" w:name="_ded44e0d7854630fa6c88bdd3c1b236cd4f53ae"/>
       <w:r>
         <w:t xml:space="preserve">2.2.1</w:t>
       </w:r>
@@ -2586,7 +2588,7 @@
       <w:r>
         <w:t xml:space="preserve">Jaringan LTE dan Penjadwalan Paket</w:t>
       </w:r>
-      <w:bookmarkEnd w:id="27"/>
+      <w:bookmarkEnd w:id="25"/>
     </w:p>
     <w:p>
       <w:pPr>
@@ -2629,7 +2631,7 @@
       <w:pPr>
         <w:pStyle w:val="Heading3"/>
       </w:pPr>
-      <w:bookmarkStart w:id="28" w:name="_27b34132dc87a33c05d9d0967d978ba6585026e"/>
+      <w:bookmarkStart w:id="26" w:name="_27b34132dc87a33c05d9d0967d978ba6585026e"/>
       <w:r>
         <w:t xml:space="preserve">2.2.2</w:t>
       </w:r>
@@ -2639,7 +2641,7 @@
       <w:r>
         <w:t xml:space="preserve">Algoritma Penjadwalan</w:t>
       </w:r>
-      <w:bookmarkEnd w:id="28"/>
+      <w:bookmarkEnd w:id="26"/>
     </w:p>
     <w:p>
       <w:pPr>
@@ -3167,7 +3169,7 @@
       <w:pPr>
         <w:pStyle w:val="Heading3"/>
       </w:pPr>
-      <w:bookmarkStart w:id="29" w:name="_f215b5c104b2bb26b90e70ecc4549412a9fc450"/>
+      <w:bookmarkStart w:id="27" w:name="_f215b5c104b2bb26b90e70ecc4549412a9fc450"/>
       <w:r>
         <w:t xml:space="preserve">2.2.3</w:t>
       </w:r>
@@ -3177,7 +3179,7 @@
       <w:r>
         <w:t xml:space="preserve">Metrik Kinerja</w:t>
       </w:r>
-      <w:bookmarkEnd w:id="29"/>
+      <w:bookmarkEnd w:id="27"/>
     </w:p>
     <w:p>
       <w:pPr>
@@ -3511,7 +3513,7 @@
       <w:pPr>
         <w:pStyle w:val="Heading3"/>
       </w:pPr>
-      <w:bookmarkStart w:id="30" w:name="_1ff26e20af5cdc707955f429d2713e7b64ade4e"/>
+      <w:bookmarkStart w:id="28" w:name="_1ff26e20af5cdc707955f429d2713e7b64ade4e"/>
       <w:r>
         <w:t xml:space="preserve">2.2.4</w:t>
       </w:r>
@@ -3521,7 +3523,7 @@
       <w:r>
         <w:t xml:space="preserve">Simulator ns-3</w:t>
       </w:r>
-      <w:bookmarkEnd w:id="30"/>
+      <w:bookmarkEnd w:id="28"/>
     </w:p>
     <w:p>
       <w:pPr>
@@ -3551,7 +3553,7 @@
       <w:pPr>
         <w:pStyle w:val="Heading2"/>
       </w:pPr>
-      <w:bookmarkStart w:id="31" w:name="_d28a2fe7cae32047c2eec519c9604801c7a8dfc"/>
+      <w:bookmarkStart w:id="29" w:name="_d28a2fe7cae32047c2eec519c9604801c7a8dfc"/>
       <w:r>
         <w:t xml:space="preserve">2.3</w:t>
       </w:r>
@@ -3561,7 +3563,7 @@
       <w:r>
         <w:t xml:space="preserve">Kerangka Pikir</w:t>
       </w:r>
-      <w:bookmarkEnd w:id="31"/>
+      <w:bookmarkEnd w:id="29"/>
     </w:p>
     <w:p>
       <w:pPr>
@@ -3619,7 +3621,7 @@
       <w:pPr>
         <w:pStyle w:val="Heading1"/>
       </w:pPr>
-      <w:bookmarkStart w:id="32" w:name="_cfe4e334424767a3480dfac0aedf2c29f15c577"/>
+      <w:bookmarkStart w:id="30" w:name="_cfe4e334424767a3480dfac0aedf2c29f15c577"/>
       <w:r>
         <w:t xml:space="preserve">BAB III</w:t>
       </w:r>
@@ -3629,71 +3631,71 @@
       <w:r>
         <w:t xml:space="preserve">METODE PENELITIAN</w:t>
       </w:r>
+      <w:bookmarkEnd w:id="30"/>
+    </w:p>
+    <w:p>
+      <w:pPr>
+        <w:pStyle w:val="Heading2"/>
+      </w:pPr>
+      <w:bookmarkStart w:id="31" w:name="_e113a42dd956a1b1d1f5cf003e039d21817f4fa"/>
+      <w:r>
+        <w:t xml:space="preserve">3.1</w:t>
+      </w:r>
+      <w:r>
+        <w:tab/>
+      </w:r>
+      <w:r>
+        <w:t xml:space="preserve">Lokasi dan Waktu Penelitian</w:t>
+      </w:r>
+      <w:bookmarkEnd w:id="31"/>
+    </w:p>
+    <w:p>
+      <w:pPr>
+        <w:pStyle w:val="FirstParagraph"/>
+      </w:pPr>
+      <w:r>
+        <w:t xml:space="preserve">Penelitian dilaksanakan di Laboratorium Jaringan Komputer, Program Studi Rekayasa Sistem Komputer, Fakultas Teknik, Universitas Muhammadiyah Buton, Baubau. Waktu pelaksanaan penelitian adalah November 2026 sampai Maret 2027.</w:t>
+      </w:r>
+    </w:p>
+    <w:p>
+      <w:pPr>
+        <w:pStyle w:val="Heading2"/>
+      </w:pPr>
+      <w:bookmarkStart w:id="32" w:name="_7432007da6b9251b6cb3d10f5e65d15af52b8d0"/>
+      <w:r>
+        <w:t xml:space="preserve">3.2</w:t>
+      </w:r>
+      <w:r>
+        <w:tab/>
+      </w:r>
+      <w:r>
+        <w:t xml:space="preserve">Alat dan Bahan</w:t>
+      </w:r>
       <w:bookmarkEnd w:id="32"/>
     </w:p>
     <w:p>
       <w:pPr>
+        <w:pStyle w:val="FirstParagraph"/>
+      </w:pPr>
+      <w:r>
+        <w:t xml:space="preserve">Peralatan yang digunakan adalah sebuah komputer dengan prosesor 8 inti, memori 16 GB, dan sistem operasi Ubuntu 22.04 LTS. Perangkat lunak yang digunakan adalah simulator ns-3 (ns-3 Consortium, t.t.) versi 3.40 untuk simulasi, serta Python 3 untuk pengolahan data dan penyusunan grafik. Penelitian ini tidak memerlukan bahan habis pakai.</w:t>
+      </w:r>
+    </w:p>
+    <w:p>
+      <w:pPr>
         <w:pStyle w:val="Heading2"/>
       </w:pPr>
-      <w:bookmarkStart w:id="33" w:name="_e113a42dd956a1b1d1f5cf003e039d21817f4fa"/>
-      <w:r>
-        <w:t xml:space="preserve">3.1</w:t>
+      <w:bookmarkStart w:id="33" w:name="_a901d36c1b253631528230aafc559291c343e12"/>
+      <w:r>
+        <w:t xml:space="preserve">3.3</w:t>
       </w:r>
       <w:r>
         <w:tab/>
       </w:r>
       <w:r>
-        <w:t xml:space="preserve">Lokasi dan Waktu Penelitian</w:t>
+        <w:t xml:space="preserve">Tahapan Penelitian</w:t>
       </w:r>
       <w:bookmarkEnd w:id="33"/>
-    </w:p>
-    <w:p>
-      <w:pPr>
-        <w:pStyle w:val="FirstParagraph"/>
-      </w:pPr>
-      <w:r>
-        <w:t xml:space="preserve">Penelitian dilaksanakan di Laboratorium Jaringan Komputer, Program Studi Rekayasa Sistem Komputer, Fakultas Teknik, Universitas Muhammadiyah Buton, Baubau. Waktu pelaksanaan penelitian adalah November 2026 sampai Maret 2027.</w:t>
-      </w:r>
-    </w:p>
-    <w:p>
-      <w:pPr>
-        <w:pStyle w:val="Heading2"/>
-      </w:pPr>
-      <w:bookmarkStart w:id="34" w:name="_7432007da6b9251b6cb3d10f5e65d15af52b8d0"/>
-      <w:r>
-        <w:t xml:space="preserve">3.2</w:t>
-      </w:r>
-      <w:r>
-        <w:tab/>
-      </w:r>
-      <w:r>
-        <w:t xml:space="preserve">Alat dan Bahan</w:t>
-      </w:r>
-      <w:bookmarkEnd w:id="34"/>
-    </w:p>
-    <w:p>
-      <w:pPr>
-        <w:pStyle w:val="FirstParagraph"/>
-      </w:pPr>
-      <w:r>
-        <w:t xml:space="preserve">Peralatan yang digunakan adalah sebuah komputer dengan prosesor 8 inti, memori 16 GB, dan sistem operasi Ubuntu 22.04 LTS. Perangkat lunak yang digunakan adalah simulator ns-3 (ns-3 Consortium, t.t.) versi 3.40 untuk simulasi, serta Python 3 untuk pengolahan data dan penyusunan grafik. Penelitian ini tidak memerlukan bahan habis pakai.</w:t>
-      </w:r>
-    </w:p>
-    <w:p>
-      <w:pPr>
-        <w:pStyle w:val="Heading2"/>
-      </w:pPr>
-      <w:bookmarkStart w:id="35" w:name="_a901d36c1b253631528230aafc559291c343e12"/>
-      <w:r>
-        <w:t xml:space="preserve">3.3</w:t>
-      </w:r>
-      <w:r>
-        <w:tab/>
-      </w:r>
-      <w:r>
-        <w:t xml:space="preserve">Tahapan Penelitian</w:t>
-      </w:r>
-      <w:bookmarkEnd w:id="35"/>
     </w:p>
     <w:p>
       <w:pPr>
@@ -3712,18 +3714,18 @@
           <wp:inline>
             <wp:extent cx="2615184" cy="3087747"/>
             <wp:effectExtent b="0" l="0" r="0" t="0"/>
-            <wp:docPr descr="" title="" id="37" name="Picture"/>
+            <wp:docPr descr="" title="" id="35" name="Picture"/>
             <a:graphic>
               <a:graphicData uri="http://schemas.openxmlformats.org/drawingml/2006/picture">
                 <pic:pic>
                   <pic:nvPicPr>
-                    <pic:cNvPr descr="../gambar/alur-penelitian.png" id="38" name="Picture"/>
+                    <pic:cNvPr descr="../gambar/alur-penelitian.png" id="36" name="Picture"/>
                     <pic:cNvPicPr>
                       <a:picLocks noChangeArrowheads="1" noChangeAspect="1"/>
                     </pic:cNvPicPr>
                   </pic:nvPicPr>
                   <pic:blipFill>
-                    <a:blip r:embed="rId36"/>
+                    <a:blip r:embed="rId34"/>
                     <a:stretch>
                       <a:fillRect/>
                     </a:stretch>
@@ -3762,7 +3764,7 @@
       <w:pPr>
         <w:pStyle w:val="Heading2"/>
       </w:pPr>
-      <w:bookmarkStart w:id="39" w:name="_cec9b2870a19381711c691ced9f8dfb74dded26"/>
+      <w:bookmarkStart w:id="37" w:name="_cec9b2870a19381711c691ced9f8dfb74dded26"/>
       <w:r>
         <w:t xml:space="preserve">3.4</w:t>
       </w:r>
@@ -3772,7 +3774,7 @@
       <w:r>
         <w:t xml:space="preserve">Perancangan Skenario Simulasi</w:t>
       </w:r>
-      <w:bookmarkEnd w:id="39"/>
+      <w:bookmarkEnd w:id="37"/>
     </w:p>
     <w:p>
       <w:pPr>
@@ -3791,18 +3793,18 @@
           <wp:inline>
             <wp:extent cx="2263140" cy="2452915"/>
             <wp:effectExtent b="0" l="0" r="0" t="0"/>
-            <wp:docPr descr="" title="" id="41" name="Picture"/>
+            <wp:docPr descr="" title="" id="39" name="Picture"/>
             <a:graphic>
               <a:graphicData uri="http://schemas.openxmlformats.org/drawingml/2006/picture">
                 <pic:pic>
                   <pic:nvPicPr>
-                    <pic:cNvPr descr="../gambar/topologi.png" id="42" name="Picture"/>
+                    <pic:cNvPr descr="../gambar/topologi.png" id="40" name="Picture"/>
                     <pic:cNvPicPr>
                       <a:picLocks noChangeArrowheads="1" noChangeAspect="1"/>
                     </pic:cNvPicPr>
                   </pic:nvPicPr>
                   <pic:blipFill>
-                    <a:blip r:embed="rId40"/>
+                    <a:blip r:embed="rId38"/>
                     <a:stretch>
                       <a:fillRect/>
                     </a:stretch>
@@ -4262,7 +4264,7 @@
       <w:pPr>
         <w:pStyle w:val="Heading2"/>
       </w:pPr>
-      <w:bookmarkStart w:id="43" w:name="_ce7c85212459dafdfbe4f85f3a6b6be80f77417"/>
+      <w:bookmarkStart w:id="41" w:name="_ce7c85212459dafdfbe4f85f3a6b6be80f77417"/>
       <w:r>
         <w:t xml:space="preserve">3.5</w:t>
       </w:r>
@@ -4272,7 +4274,7 @@
       <w:r>
         <w:t xml:space="preserve">Variabel dan Analisis Data</w:t>
       </w:r>
-      <w:bookmarkEnd w:id="43"/>
+      <w:bookmarkEnd w:id="41"/>
     </w:p>
     <w:p>
       <w:pPr>
@@ -4349,7 +4351,7 @@
       <w:pPr>
         <w:pStyle w:val="Heading1"/>
       </w:pPr>
-      <w:bookmarkStart w:id="44" w:name="_92ffbd878b7fcbc53b58dbd888ca7aa67dde4b2"/>
+      <w:bookmarkStart w:id="42" w:name="_92ffbd878b7fcbc53b58dbd888ca7aa67dde4b2"/>
       <w:r>
         <w:t xml:space="preserve">BAB IV</w:t>
       </w:r>
@@ -4359,13 +4361,13 @@
       <w:r>
         <w:t xml:space="preserve">HASIL DAN PEMBAHASAN</w:t>
       </w:r>
-      <w:bookmarkEnd w:id="44"/>
+      <w:bookmarkEnd w:id="42"/>
     </w:p>
     <w:p>
       <w:pPr>
         <w:pStyle w:val="Heading2"/>
       </w:pPr>
-      <w:bookmarkStart w:id="45" w:name="_63eee28cbd0bfc44d0d2393029ee1e1e589f5b5"/>
+      <w:bookmarkStart w:id="43" w:name="_63eee28cbd0bfc44d0d2393029ee1e1e589f5b5"/>
       <w:r>
         <w:t xml:space="preserve">4.1</w:t>
       </w:r>
@@ -4375,7 +4377,7 @@
       <w:r>
         <w:t xml:space="preserve">Hasil Penelitian</w:t>
       </w:r>
-      <w:bookmarkEnd w:id="45"/>
+      <w:bookmarkEnd w:id="43"/>
     </w:p>
     <w:p>
       <w:pPr>
@@ -4399,7 +4401,7 @@
       <w:pPr>
         <w:pStyle w:val="Heading3"/>
       </w:pPr>
-      <w:bookmarkStart w:id="46" w:name="_2448beda55ab7d5dc89cb336b5eaa200d56fb5d"/>
+      <w:bookmarkStart w:id="44" w:name="_2448beda55ab7d5dc89cb336b5eaa200d56fb5d"/>
       <w:r>
         <w:t xml:space="preserve">4.1.1</w:t>
       </w:r>
@@ -4409,7 +4411,7 @@
       <w:r>
         <w:t xml:space="preserve">Hasil Implementasi</w:t>
       </w:r>
-      <w:bookmarkEnd w:id="46"/>
+      <w:bookmarkEnd w:id="44"/>
     </w:p>
     <w:p>
       <w:pPr>
@@ -4439,7 +4441,7 @@
       <w:pPr>
         <w:pStyle w:val="Heading3"/>
       </w:pPr>
-      <w:bookmarkStart w:id="47" w:name="_5fbf8488911a6a99dc51642bb09d242896ec53c"/>
+      <w:bookmarkStart w:id="45" w:name="_5fbf8488911a6a99dc51642bb09d242896ec53c"/>
       <w:r>
         <w:t xml:space="preserve">4.1.2</w:t>
       </w:r>
@@ -4459,7 +4461,7 @@
         </w:rPr>
         <w:t xml:space="preserve">Throughput</w:t>
       </w:r>
-      <w:bookmarkEnd w:id="47"/>
+      <w:bookmarkEnd w:id="45"/>
     </w:p>
     <w:p>
       <w:pPr>
@@ -4934,18 +4936,18 @@
           <wp:inline>
             <wp:extent cx="3118104" cy="1884568"/>
             <wp:effectExtent b="0" l="0" r="0" t="0"/>
-            <wp:docPr descr="" title="" id="49" name="Picture"/>
+            <wp:docPr descr="" title="" id="47" name="Picture"/>
             <a:graphic>
               <a:graphicData uri="http://schemas.openxmlformats.org/drawingml/2006/picture">
                 <pic:pic>
                   <pic:nvPicPr>
-                    <pic:cNvPr descr="../gambar/grafik-throughput.png" id="50" name="Picture"/>
+                    <pic:cNvPr descr="../gambar/grafik-throughput.png" id="48" name="Picture"/>
                     <pic:cNvPicPr>
                       <a:picLocks noChangeArrowheads="1" noChangeAspect="1"/>
                     </pic:cNvPicPr>
                   </pic:nvPicPr>
                   <pic:blipFill>
-                    <a:blip r:embed="rId48"/>
+                    <a:blip r:embed="rId46"/>
                     <a:stretch>
                       <a:fillRect/>
                     </a:stretch>
@@ -5000,7 +5002,7 @@
       <w:pPr>
         <w:pStyle w:val="Heading3"/>
       </w:pPr>
-      <w:bookmarkStart w:id="51" w:name="_234364f8821d6d8a79bfe851e1d92decaabbde6"/>
+      <w:bookmarkStart w:id="49" w:name="_234364f8821d6d8a79bfe851e1d92decaabbde6"/>
       <w:r>
         <w:t xml:space="preserve">4.1.3</w:t>
       </w:r>
@@ -5020,7 +5022,7 @@
         </w:rPr>
         <w:t xml:space="preserve">Fairness</w:t>
       </w:r>
-      <w:bookmarkEnd w:id="51"/>
+      <w:bookmarkEnd w:id="49"/>
     </w:p>
     <w:p>
       <w:pPr>
@@ -5455,18 +5457,18 @@
           <wp:inline>
             <wp:extent cx="3118104" cy="1925804"/>
             <wp:effectExtent b="0" l="0" r="0" t="0"/>
-            <wp:docPr descr="" title="" id="53" name="Picture"/>
+            <wp:docPr descr="" title="" id="51" name="Picture"/>
             <a:graphic>
               <a:graphicData uri="http://schemas.openxmlformats.org/drawingml/2006/picture">
                 <pic:pic>
                   <pic:nvPicPr>
-                    <pic:cNvPr descr="../gambar/grafik-fairness.png" id="54" name="Picture"/>
+                    <pic:cNvPr descr="../gambar/grafik-fairness.png" id="52" name="Picture"/>
                     <pic:cNvPicPr>
                       <a:picLocks noChangeArrowheads="1" noChangeAspect="1"/>
                     </pic:cNvPicPr>
                   </pic:nvPicPr>
                   <pic:blipFill>
-                    <a:blip r:embed="rId52"/>
+                    <a:blip r:embed="rId50"/>
                     <a:stretch>
                       <a:fillRect/>
                     </a:stretch>
@@ -5521,7 +5523,7 @@
       <w:pPr>
         <w:pStyle w:val="Heading2"/>
       </w:pPr>
-      <w:bookmarkStart w:id="55" w:name="_pembahasan"/>
+      <w:bookmarkStart w:id="53" w:name="_pembahasan"/>
       <w:r>
         <w:t xml:space="preserve">4.2</w:t>
       </w:r>
@@ -5531,7 +5533,7 @@
       <w:r>
         <w:t xml:space="preserve">Pembahasan</w:t>
       </w:r>
-      <w:bookmarkEnd w:id="55"/>
+      <w:bookmarkEnd w:id="53"/>
     </w:p>
     <w:p>
       <w:pPr>
@@ -5695,7 +5697,7 @@
       <w:pPr>
         <w:pStyle w:val="Heading1"/>
       </w:pPr>
-      <w:bookmarkStart w:id="56" w:name="_10bf0431604912074f85135b9d3395f441532ab"/>
+      <w:bookmarkStart w:id="54" w:name="_10bf0431604912074f85135b9d3395f441532ab"/>
       <w:r>
         <w:t xml:space="preserve">BAB V</w:t>
       </w:r>
@@ -5705,13 +5707,13 @@
       <w:r>
         <w:t xml:space="preserve">KESIMPULAN DAN SARAN</w:t>
       </w:r>
-      <w:bookmarkEnd w:id="56"/>
+      <w:bookmarkEnd w:id="54"/>
     </w:p>
     <w:p>
       <w:pPr>
         <w:pStyle w:val="Heading2"/>
       </w:pPr>
-      <w:bookmarkStart w:id="57" w:name="_kesimpulan"/>
+      <w:bookmarkStart w:id="55" w:name="_kesimpulan"/>
       <w:r>
         <w:t xml:space="preserve">5.1</w:t>
       </w:r>
@@ -5721,7 +5723,7 @@
       <w:r>
         <w:t xml:space="preserve">Kesimpulan</w:t>
       </w:r>
-      <w:bookmarkEnd w:id="57"/>
+      <w:bookmarkEnd w:id="55"/>
     </w:p>
     <w:p>
       <w:pPr>
@@ -5855,7 +5857,7 @@
       <w:pPr>
         <w:pStyle w:val="Heading2"/>
       </w:pPr>
-      <w:bookmarkStart w:id="58" w:name="_saran"/>
+      <w:bookmarkStart w:id="56" w:name="_saran"/>
       <w:r>
         <w:t xml:space="preserve">5.2</w:t>
       </w:r>
@@ -5865,7 +5867,7 @@
       <w:r>
         <w:t xml:space="preserve">Saran</w:t>
       </w:r>
-      <w:bookmarkEnd w:id="58"/>
+      <w:bookmarkEnd w:id="56"/>
     </w:p>
     <w:p>
       <w:pPr>
@@ -5959,11 +5961,11 @@
       <w:pPr>
         <w:pStyle w:val="Heading1"/>
       </w:pPr>
-      <w:bookmarkStart w:id="59" w:name="_c8bc7b37742d03aae254d1c427781b8b5aca2ff"/>
+      <w:bookmarkStart w:id="57" w:name="_c8bc7b37742d03aae254d1c427781b8b5aca2ff"/>
       <w:r>
         <w:t xml:space="preserve">DAFTAR PUSTAKA</w:t>
       </w:r>
-      <w:bookmarkEnd w:id="59"/>
+      <w:bookmarkEnd w:id="57"/>
     </w:p>
     <w:p>
       <w:pPr>
@@ -6114,7 +6116,7 @@
       <w:r>
         <w:t xml:space="preserve"> </w:t>
       </w:r>
-      <w:hyperlink r:id="rId60">
+      <w:hyperlink r:id="rId58">
         <w:r>
           <w:rPr>
             <w:rStyle w:val="Hyperlink"/>
@@ -6159,11 +6161,12 @@
         </w:sectPr>
       </w:pPr>
     </w:p>
+    <w:bookmarkStart w:id="900" w:name="DAFTAR_LAMPIRAN"/>
     <w:p>
       <w:pPr>
         <w:pStyle w:val="Heading1"/>
       </w:pPr>
-      <w:bookmarkStart w:id="61" w:name="_da0b6330599a7b538eb11b92edf59e41201af60"/>
+      <w:bookmarkStart w:id="59" w:name="_da0b6330599a7b538eb11b92edf59e41201af60"/>
       <w:r>
         <w:t xml:space="preserve">LAMPIRAN 1. Data</w:t>
       </w:r>
@@ -6183,7 +6186,7 @@
       <w:r>
         <w:t xml:space="preserve">total tiap pengulangan pada 30 pengguna</w:t>
       </w:r>
-      <w:bookmarkEnd w:id="61"/>
+      <w:bookmarkEnd w:id="59"/>
     </w:p>
     <w:p>
       <w:pPr>
@@ -6967,6 +6970,7 @@
         <w:spacing w:before="0" w:after="0" w:line="200" w:lineRule="exact"/>
       </w:pPr>
     </w:p>
+    <w:bookmarkEnd w:id="900"/>
     <w:sectPr>
       <w:headerReference w:type="default" r:id="rIdHeaderNomor"/>
       <w:footerReference w:type="default" r:id="rIdFooterKosong"/>
